--- a/docs/review/Review_2_Report.docx
+++ b/docs/review/Review_2_Report.docx
@@ -4116,7 +4116,7 @@
     <w:p/>
     <w:p>
       <w:r>
-        <w:t>A rigorous verification approach guarantees that unsafe or unproven values remain unquantized.</w:t>
+        <w:t>The verification suite confirms that unsafe or unproven values in the tested cases remain unquantized.</w:t>
       </w:r>
     </w:p>
     <w:p/>
